--- a/docs/manuales_solucion/word/10_recursos_humanos.docx
+++ b/docs/manuales_solucion/word/10_recursos_humanos.docx
@@ -23,7 +23,7 @@
         <w:pStyle w:val="ListBullet"/>
       </w:pPr>
       <w:r>
-        <w:t>Alcance por ambiente: Local para folios y elegibilidad productiva</w:t>
+        <w:t>Alcance por ambiente: Local y QA</w:t>
       </w:r>
     </w:p>
     <w:p>
@@ -31,7 +31,7 @@
         <w:pStyle w:val="ListBullet"/>
       </w:pPr>
       <w:r>
-        <w:t>Ultima revision: 2026-08-21</w:t>
+        <w:t>Ultima revision: 2026-08-23</w:t>
       </w:r>
     </w:p>
     <w:p>
